--- a/homework/hw-07.docx
+++ b/homework/hw-07.docx
@@ -15,7 +15,7 @@
         <w:pStyle w:val="Subtitle"/>
       </w:pPr>
       <w:r>
-        <w:t xml:space="preserve">CRJU 705 · due before noon Tuesday ahead of Session 8</w:t>
+        <w:t xml:space="preserve">CRJU 705 · due by 11:59 pm Sunday ahead of Session 8</w:t>
       </w:r>
     </w:p>
     <w:p>
@@ -854,7 +854,7 @@
           <w:b/>
           <w:bCs/>
         </w:rPr>
-        <w:t xml:space="preserve">Canvas before noon Tuesday</w:t>
+        <w:t xml:space="preserve">Canvas by 11:59 pm Sunday</w:t>
       </w:r>
       <w:r>
         <w:t xml:space="preserve"> </w:t>
